--- a/client/public/CV/AI/Louay_Guetat_ENG.docx
+++ b/client/public/CV/AI/Louay_Guetat_ENG.docx
@@ -15,8 +15,20 @@
           <w:sz w:val="40"/>
           <w:szCs w:val="40"/>
         </w:rPr>
-        <w:t xml:space="preserve">Louay Guetat</w:t>
-      </w:r>
+        <w:t xml:space="preserve">Louay </w:t>
+      </w:r>
+      <w:proofErr w:type="spellStart"/>
+      <w:r>
+        <w:rPr>
+          <w:b/>
+          <w:bCs/>
+          <w:color w:val="2E5090"/>
+          <w:sz w:val="40"/>
+          <w:szCs w:val="40"/>
+        </w:rPr>
+        <w:t>Guetat</w:t>
+      </w:r>
+      <w:proofErr w:type="spellEnd"/>
     </w:p>
     <w:p>
       <w:pPr>
@@ -31,7 +43,7 @@
           <w:sz w:val="22"/>
           <w:szCs w:val="22"/>
         </w:rPr>
-        <w:t xml:space="preserve">AI ENGINEER</w:t>
+        <w:t>AI ENGINEER</w:t>
       </w:r>
     </w:p>
     <w:p>
@@ -44,7 +56,7 @@
           <w:sz w:val="22"/>
           <w:szCs w:val="22"/>
         </w:rPr>
-        <w:t xml:space="preserve">Tunis, Tunisia · Open to relocation worldwide</w:t>
+        <w:t>Tunis, Tunisia · Open to relocation worldwide</w:t>
       </w:r>
     </w:p>
     <w:p>
@@ -57,8 +69,18 @@
           <w:sz w:val="22"/>
           <w:szCs w:val="22"/>
         </w:rPr>
-        <w:t xml:space="preserve">+216 55 160 398 | louay.guetat1@gmail.com | louayguetat.github.io</w:t>
-      </w:r>
+        <w:t xml:space="preserve">+216 55 160 398 | louay.guetat1@gmail.com | </w:t>
+      </w:r>
+      <w:hyperlink r:id="rId5" w:history="1">
+        <w:r>
+          <w:rPr>
+            <w:rStyle w:val="Hyperlink"/>
+            <w:sz w:val="22"/>
+            <w:szCs w:val="22"/>
+          </w:rPr>
+          <w:t>louayguetat.github.io</w:t>
+        </w:r>
+      </w:hyperlink>
     </w:p>
     <w:p>
       <w:pPr>
@@ -70,8 +92,55 @@
           <w:sz w:val="22"/>
           <w:szCs w:val="22"/>
         </w:rPr>
-        <w:t xml:space="preserve">LinkedIn: linkedin.com/in/guetat-louay | GitHub: github.com/Louay-Guetat</w:t>
-      </w:r>
+        <w:t xml:space="preserve">LinkedIn: </w:t>
+      </w:r>
+      <w:hyperlink r:id="rId6" w:history="1">
+        <w:r>
+          <w:rPr>
+            <w:rStyle w:val="Hyperlink"/>
+            <w:sz w:val="22"/>
+            <w:szCs w:val="22"/>
+          </w:rPr>
+          <w:t>linkedin.com/in/</w:t>
+        </w:r>
+        <w:proofErr w:type="spellStart"/>
+        <w:r>
+          <w:rPr>
+            <w:rStyle w:val="Hyperlink"/>
+            <w:sz w:val="22"/>
+            <w:szCs w:val="22"/>
+          </w:rPr>
+          <w:t>guetat-louay</w:t>
+        </w:r>
+        <w:proofErr w:type="spellEnd"/>
+      </w:hyperlink>
+      <w:r>
+        <w:rPr>
+          <w:sz w:val="22"/>
+          <w:szCs w:val="22"/>
+        </w:rPr>
+        <w:t xml:space="preserve"> | GitHub: </w:t>
+      </w:r>
+      <w:hyperlink r:id="rId7" w:history="1">
+        <w:r>
+          <w:rPr>
+            <w:rStyle w:val="Hyperlink"/>
+            <w:sz w:val="22"/>
+            <w:szCs w:val="22"/>
+          </w:rPr>
+          <w:t>github.com/Louay-</w:t>
+        </w:r>
+        <w:proofErr w:type="spellStart"/>
+        <w:r>
+          <w:rPr>
+            <w:rStyle w:val="Hyperlink"/>
+            <w:sz w:val="22"/>
+            <w:szCs w:val="22"/>
+          </w:rPr>
+          <w:t>Guetat</w:t>
+        </w:r>
+        <w:proofErr w:type="spellEnd"/>
+      </w:hyperlink>
     </w:p>
     <w:p>
       <w:pPr>
@@ -84,7 +153,7 @@
           <w:sz w:val="22"/>
           <w:szCs w:val="22"/>
         </w:rPr>
-        <w:t xml:space="preserve">AI Engineer specializing in multi-agent systems, LLM integration, and RAG pipelines, backed by a strong full-stack foundation. I build production AI platforms end to end — from retrieval and agent orchestration to the APIs and UIs that ship them — with an emphasis on evaluation, guardrails, and reliable, source-grounded output. Currently building financial research agents and an AI diligence platform for private markets.</w:t>
+        <w:t>AI Engineer specializing in multi-agent systems, LLM integration, and RAG pipelines, backed by a strong full-stack foundation. I build production AI platforms end to end — from retrieval and agent orchestration to the APIs and UIs that ship them — with an emphasis on evaluation, guardrails, and reliable, source-grounded output. Currently building financial research agents and an AI diligence platform for private markets.</w:t>
       </w:r>
     </w:p>
     <w:p>
@@ -96,7 +165,7 @@
           <w:sz w:val="22"/>
           <w:szCs w:val="22"/>
         </w:rPr>
-        <w:t xml:space="preserve">WORK EXPERIENCE</w:t>
+        <w:t>WORK EXPERIENCE</w:t>
       </w:r>
     </w:p>
     <w:p>
@@ -108,7 +177,7 @@
           <w:sz w:val="22"/>
           <w:szCs w:val="22"/>
         </w:rPr>
-        <w:t xml:space="preserve">AI Engineer — Alpha Momentum</w:t>
+        <w:t>AI Engineer — Alpha Momentum</w:t>
       </w:r>
     </w:p>
     <w:p>
@@ -122,7 +191,7 @@
           <w:sz w:val="22"/>
           <w:szCs w:val="22"/>
         </w:rPr>
-        <w:t xml:space="preserve">Remote · US Startup | February 2025 – Present</w:t>
+        <w:t>Remote · US Startup | February 2025 – Present</w:t>
       </w:r>
     </w:p>
     <w:p>
@@ -134,7 +203,7 @@
           <w:sz w:val="22"/>
           <w:szCs w:val="22"/>
         </w:rPr>
-        <w:t xml:space="preserve">Led AI/ML development for a financial research platform built on multi-agent systems, RAG pipelines, and intelligent data processing, while owning the surrounding full-stack infrastructure (React web, React Native mobile, serverless Node.js API). Since August 2026 I have also led Capital Thread, an AI diligence platform for private markets (detailed under Selected Projects), through Alpha Momentum.</w:t>
+        <w:t>Led AI/ML development for a financial research platform built on multi-agent systems, RAG pipelines, and intelligent data processing, while owning the surrounding full-stack infrastructure (React web, React Native mobile, serverless Node.js API). Since August 2026 I have also led Capital Thread, an AI diligence platform for private markets (detailed under Selected Projects), through Alpha Momentum.</w:t>
       </w:r>
     </w:p>
     <w:p>
@@ -150,7 +219,103 @@
           <w:sz w:val="22"/>
           <w:szCs w:val="22"/>
         </w:rPr>
-        <w:t xml:space="preserve">Architected a multi-agent system with LangChain and LangGraph — specialized agents for equity research, valuation, portfolio optimization, risk, technical analysis, and market sentiment — integrating multiple LLM providers (OpenAI, Anthropic, Google Gemini, xAI, Groq, SambaNova, Ollama) with dynamic selection and fallback</w:t>
+        <w:t xml:space="preserve">Architected a multi-agent system with </w:t>
+      </w:r>
+      <w:proofErr w:type="spellStart"/>
+      <w:r>
+        <w:rPr>
+          <w:sz w:val="22"/>
+          <w:szCs w:val="22"/>
+        </w:rPr>
+        <w:t>LangChain</w:t>
+      </w:r>
+      <w:proofErr w:type="spellEnd"/>
+      <w:r>
+        <w:rPr>
+          <w:sz w:val="22"/>
+          <w:szCs w:val="22"/>
+        </w:rPr>
+        <w:t xml:space="preserve"> and </w:t>
+      </w:r>
+      <w:proofErr w:type="spellStart"/>
+      <w:r>
+        <w:rPr>
+          <w:sz w:val="22"/>
+          <w:szCs w:val="22"/>
+        </w:rPr>
+        <w:t>LangGraph</w:t>
+      </w:r>
+      <w:proofErr w:type="spellEnd"/>
+      <w:r>
+        <w:rPr>
+          <w:sz w:val="22"/>
+          <w:szCs w:val="22"/>
+        </w:rPr>
+        <w:t xml:space="preserve"> — specialized agents for equity research, valuation, portfolio optimization, risk, technical analysis, and market sentiment — integrating multiple LLM providers (OpenAI, Anthropic, Google Gemini, </w:t>
+      </w:r>
+      <w:proofErr w:type="spellStart"/>
+      <w:r>
+        <w:rPr>
+          <w:sz w:val="22"/>
+          <w:szCs w:val="22"/>
+        </w:rPr>
+        <w:t>xAI</w:t>
+      </w:r>
+      <w:proofErr w:type="spellEnd"/>
+      <w:r>
+        <w:rPr>
+          <w:sz w:val="22"/>
+          <w:szCs w:val="22"/>
+        </w:rPr>
+        <w:t xml:space="preserve">, </w:t>
+      </w:r>
+      <w:proofErr w:type="spellStart"/>
+      <w:r>
+        <w:rPr>
+          <w:sz w:val="22"/>
+          <w:szCs w:val="22"/>
+        </w:rPr>
+        <w:t>Groq</w:t>
+      </w:r>
+      <w:proofErr w:type="spellEnd"/>
+      <w:r>
+        <w:rPr>
+          <w:sz w:val="22"/>
+          <w:szCs w:val="22"/>
+        </w:rPr>
+        <w:t xml:space="preserve">, </w:t>
+      </w:r>
+      <w:proofErr w:type="spellStart"/>
+      <w:r>
+        <w:rPr>
+          <w:sz w:val="22"/>
+          <w:szCs w:val="22"/>
+        </w:rPr>
+        <w:t>SambaNova</w:t>
+      </w:r>
+      <w:proofErr w:type="spellEnd"/>
+      <w:r>
+        <w:rPr>
+          <w:sz w:val="22"/>
+          <w:szCs w:val="22"/>
+        </w:rPr>
+        <w:t xml:space="preserve">, </w:t>
+      </w:r>
+      <w:proofErr w:type="spellStart"/>
+      <w:r>
+        <w:rPr>
+          <w:sz w:val="22"/>
+          <w:szCs w:val="22"/>
+        </w:rPr>
+        <w:t>Ollama</w:t>
+      </w:r>
+      <w:proofErr w:type="spellEnd"/>
+      <w:r>
+        <w:rPr>
+          <w:sz w:val="22"/>
+          <w:szCs w:val="22"/>
+        </w:rPr>
+        <w:t>) with dynamic selection and fallback</w:t>
       </w:r>
     </w:p>
     <w:p>
@@ -166,7 +331,23 @@
           <w:sz w:val="22"/>
           <w:szCs w:val="22"/>
         </w:rPr>
-        <w:t xml:space="preserve">Developed Dexter, a financial research agent with custom tools for financial search, SEC filing analysis, web search (Tavily/Exa), and browser automation (Playwright), plus a markdown-based skills system for specialized analyses (DCF models, options) with frontmatter metadata</w:t>
+        <w:t>Developed Dexter, a financial research agent with custom tools for financial search, SEC filing analysis, web search (</w:t>
+      </w:r>
+      <w:proofErr w:type="spellStart"/>
+      <w:r>
+        <w:rPr>
+          <w:sz w:val="22"/>
+          <w:szCs w:val="22"/>
+        </w:rPr>
+        <w:t>Tavily</w:t>
+      </w:r>
+      <w:proofErr w:type="spellEnd"/>
+      <w:r>
+        <w:rPr>
+          <w:sz w:val="22"/>
+          <w:szCs w:val="22"/>
+        </w:rPr>
+        <w:t>/Exa), and browser automation (Playwright), plus a markdown-based skills system for specialized analyses (DCF models, options) with frontmatter metadata</w:t>
       </w:r>
     </w:p>
     <w:p>
@@ -182,7 +363,23 @@
           <w:sz w:val="22"/>
           <w:szCs w:val="22"/>
         </w:rPr>
-        <w:t xml:space="preserve">Built an evaluation framework with rubric-based assessment, numerical-accuracy validation, tool-selection analysis, and confidence intervals, using LangSmith for tracing and performance monitoring across agent iterations</w:t>
+        <w:t xml:space="preserve">Built an evaluation framework with rubric-based assessment, numerical-accuracy validation, tool-selection analysis, and confidence intervals, using </w:t>
+      </w:r>
+      <w:proofErr w:type="spellStart"/>
+      <w:r>
+        <w:rPr>
+          <w:sz w:val="22"/>
+          <w:szCs w:val="22"/>
+        </w:rPr>
+        <w:t>LangSmith</w:t>
+      </w:r>
+      <w:proofErr w:type="spellEnd"/>
+      <w:r>
+        <w:rPr>
+          <w:sz w:val="22"/>
+          <w:szCs w:val="22"/>
+        </w:rPr>
+        <w:t xml:space="preserve"> for tracing and performance monitoring across agent iterations</w:t>
       </w:r>
     </w:p>
     <w:p>
@@ -198,7 +395,7 @@
           <w:sz w:val="22"/>
           <w:szCs w:val="22"/>
         </w:rPr>
-        <w:t xml:space="preserve">Implemented a RAG pipeline with intelligent chunking, OpenAI embeddings, Neo4j graph storage for semantic relationships, and optimized retrieval over financial documents for context-aware responses</w:t>
+        <w:t>Implemented a RAG pipeline with intelligent chunking, OpenAI embeddings, Neo4j graph storage for semantic relationships, and optimized retrieval over financial documents for context-aware responses</w:t>
       </w:r>
     </w:p>
     <w:p>
@@ -214,7 +411,39 @@
           <w:sz w:val="22"/>
           <w:szCs w:val="22"/>
         </w:rPr>
-        <w:t xml:space="preserve">Built FastAPI services for SEC filing processing (edgartools + custom parsers) extracting structured data from 10-K, 10-Q, and 8-K filings, with AWS Batch orchestration for 37k+ documents and incremental updates</w:t>
+        <w:t xml:space="preserve">Built </w:t>
+      </w:r>
+      <w:proofErr w:type="spellStart"/>
+      <w:r>
+        <w:rPr>
+          <w:sz w:val="22"/>
+          <w:szCs w:val="22"/>
+        </w:rPr>
+        <w:t>FastAPI</w:t>
+      </w:r>
+      <w:proofErr w:type="spellEnd"/>
+      <w:r>
+        <w:rPr>
+          <w:sz w:val="22"/>
+          <w:szCs w:val="22"/>
+        </w:rPr>
+        <w:t xml:space="preserve"> services for SEC filing processing (</w:t>
+      </w:r>
+      <w:proofErr w:type="spellStart"/>
+      <w:r>
+        <w:rPr>
+          <w:sz w:val="22"/>
+          <w:szCs w:val="22"/>
+        </w:rPr>
+        <w:t>edgartools</w:t>
+      </w:r>
+      <w:proofErr w:type="spellEnd"/>
+      <w:r>
+        <w:rPr>
+          <w:sz w:val="22"/>
+          <w:szCs w:val="22"/>
+        </w:rPr>
+        <w:t xml:space="preserve"> + custom parsers) extracting structured data from 10-K, 10-Q, and 8-K filings, with AWS Batch orchestration for 37k+ documents and incremental updates</w:t>
       </w:r>
     </w:p>
     <w:p>
@@ -230,7 +459,39 @@
           <w:sz w:val="22"/>
           <w:szCs w:val="22"/>
         </w:rPr>
-        <w:t xml:space="preserve">Built Python data-ingestion pipelines (BeautifulSoup, Selenium, aiohttp) for FMP, Federal Reserve, ECB, news, earnings transcripts, and market signals, with structured logging and error handling</w:t>
+        <w:t>Built Python data-ingestion pipelines (</w:t>
+      </w:r>
+      <w:proofErr w:type="spellStart"/>
+      <w:r>
+        <w:rPr>
+          <w:sz w:val="22"/>
+          <w:szCs w:val="22"/>
+        </w:rPr>
+        <w:t>BeautifulSoup</w:t>
+      </w:r>
+      <w:proofErr w:type="spellEnd"/>
+      <w:r>
+        <w:rPr>
+          <w:sz w:val="22"/>
+          <w:szCs w:val="22"/>
+        </w:rPr>
+        <w:t xml:space="preserve">, Selenium, </w:t>
+      </w:r>
+      <w:proofErr w:type="spellStart"/>
+      <w:r>
+        <w:rPr>
+          <w:sz w:val="22"/>
+          <w:szCs w:val="22"/>
+        </w:rPr>
+        <w:t>aiohttp</w:t>
+      </w:r>
+      <w:proofErr w:type="spellEnd"/>
+      <w:r>
+        <w:rPr>
+          <w:sz w:val="22"/>
+          <w:szCs w:val="22"/>
+        </w:rPr>
+        <w:t>) for FMP, Federal Reserve, ECB, news, earnings transcripts, and market signals, with structured logging and error handling</w:t>
       </w:r>
     </w:p>
     <w:p>
@@ -246,7 +507,23 @@
           <w:sz w:val="22"/>
           <w:szCs w:val="22"/>
         </w:rPr>
-        <w:t xml:space="preserve">Engineered the full-stack delivery layer: a React 18 + TypeScript web app with real-time AI streaming (SSE), a serverless Node.js API with LangChain integration, React Native apps, and GitHub Actions CI/CD to Docker/AWS</w:t>
+        <w:t xml:space="preserve">Engineered the full-stack delivery layer: a React 18 + TypeScript web app with real-time AI streaming (SSE), a serverless Node.js API with </w:t>
+      </w:r>
+      <w:proofErr w:type="spellStart"/>
+      <w:r>
+        <w:rPr>
+          <w:sz w:val="22"/>
+          <w:szCs w:val="22"/>
+        </w:rPr>
+        <w:t>LangChain</w:t>
+      </w:r>
+      <w:proofErr w:type="spellEnd"/>
+      <w:r>
+        <w:rPr>
+          <w:sz w:val="22"/>
+          <w:szCs w:val="22"/>
+        </w:rPr>
+        <w:t xml:space="preserve"> integration, React Native apps, and GitHub Actions CI/CD to Docker/AWS</w:t>
       </w:r>
     </w:p>
     <w:p>
@@ -260,6 +537,7 @@
           <w:sz w:val="22"/>
           <w:szCs w:val="22"/>
         </w:rPr>
+        <w:lastRenderedPageBreak/>
         <w:t xml:space="preserve">Tech Stack: </w:t>
       </w:r>
       <w:r>
@@ -267,7 +545,135 @@
           <w:sz w:val="22"/>
           <w:szCs w:val="22"/>
         </w:rPr>
-        <w:t xml:space="preserve">Python (FastAPI, LangChain, LangGraph, LangSmith, Pandas, NumPy), OpenAI, Anthropic, Google Gemini, xAI, Groq, Neo4j, MongoDB, Redis, Docker, AWS (Lambda, ECS, ECR, Batch), edgartools, BeautifulSoup, Selenium, Playwright, TypeScript, React, Node.js</w:t>
+        <w:t>Python (</w:t>
+      </w:r>
+      <w:proofErr w:type="spellStart"/>
+      <w:r>
+        <w:rPr>
+          <w:sz w:val="22"/>
+          <w:szCs w:val="22"/>
+        </w:rPr>
+        <w:t>FastAPI</w:t>
+      </w:r>
+      <w:proofErr w:type="spellEnd"/>
+      <w:r>
+        <w:rPr>
+          <w:sz w:val="22"/>
+          <w:szCs w:val="22"/>
+        </w:rPr>
+        <w:t xml:space="preserve">, </w:t>
+      </w:r>
+      <w:proofErr w:type="spellStart"/>
+      <w:r>
+        <w:rPr>
+          <w:sz w:val="22"/>
+          <w:szCs w:val="22"/>
+        </w:rPr>
+        <w:t>LangChain</w:t>
+      </w:r>
+      <w:proofErr w:type="spellEnd"/>
+      <w:r>
+        <w:rPr>
+          <w:sz w:val="22"/>
+          <w:szCs w:val="22"/>
+        </w:rPr>
+        <w:t xml:space="preserve">, </w:t>
+      </w:r>
+      <w:proofErr w:type="spellStart"/>
+      <w:r>
+        <w:rPr>
+          <w:sz w:val="22"/>
+          <w:szCs w:val="22"/>
+        </w:rPr>
+        <w:t>LangGraph</w:t>
+      </w:r>
+      <w:proofErr w:type="spellEnd"/>
+      <w:r>
+        <w:rPr>
+          <w:sz w:val="22"/>
+          <w:szCs w:val="22"/>
+        </w:rPr>
+        <w:t xml:space="preserve">, </w:t>
+      </w:r>
+      <w:proofErr w:type="spellStart"/>
+      <w:r>
+        <w:rPr>
+          <w:sz w:val="22"/>
+          <w:szCs w:val="22"/>
+        </w:rPr>
+        <w:t>LangSmith</w:t>
+      </w:r>
+      <w:proofErr w:type="spellEnd"/>
+      <w:r>
+        <w:rPr>
+          <w:sz w:val="22"/>
+          <w:szCs w:val="22"/>
+        </w:rPr>
+        <w:t xml:space="preserve">, Pandas, NumPy), OpenAI, Anthropic, Google Gemini, </w:t>
+      </w:r>
+      <w:proofErr w:type="spellStart"/>
+      <w:r>
+        <w:rPr>
+          <w:sz w:val="22"/>
+          <w:szCs w:val="22"/>
+        </w:rPr>
+        <w:t>xAI</w:t>
+      </w:r>
+      <w:proofErr w:type="spellEnd"/>
+      <w:r>
+        <w:rPr>
+          <w:sz w:val="22"/>
+          <w:szCs w:val="22"/>
+        </w:rPr>
+        <w:t xml:space="preserve">, </w:t>
+      </w:r>
+      <w:proofErr w:type="spellStart"/>
+      <w:r>
+        <w:rPr>
+          <w:sz w:val="22"/>
+          <w:szCs w:val="22"/>
+        </w:rPr>
+        <w:t>Groq</w:t>
+      </w:r>
+      <w:proofErr w:type="spellEnd"/>
+      <w:r>
+        <w:rPr>
+          <w:sz w:val="22"/>
+          <w:szCs w:val="22"/>
+        </w:rPr>
+        <w:t xml:space="preserve">, Neo4j, MongoDB, Redis, Docker, AWS (Lambda, ECS, ECR, Batch), </w:t>
+      </w:r>
+      <w:proofErr w:type="spellStart"/>
+      <w:r>
+        <w:rPr>
+          <w:sz w:val="22"/>
+          <w:szCs w:val="22"/>
+        </w:rPr>
+        <w:t>edgartools</w:t>
+      </w:r>
+      <w:proofErr w:type="spellEnd"/>
+      <w:r>
+        <w:rPr>
+          <w:sz w:val="22"/>
+          <w:szCs w:val="22"/>
+        </w:rPr>
+        <w:t xml:space="preserve">, </w:t>
+      </w:r>
+      <w:proofErr w:type="spellStart"/>
+      <w:r>
+        <w:rPr>
+          <w:sz w:val="22"/>
+          <w:szCs w:val="22"/>
+        </w:rPr>
+        <w:t>BeautifulSoup</w:t>
+      </w:r>
+      <w:proofErr w:type="spellEnd"/>
+      <w:r>
+        <w:rPr>
+          <w:sz w:val="22"/>
+          <w:szCs w:val="22"/>
+        </w:rPr>
+        <w:t>, Selenium, Playwright, TypeScript, React, Node.js</w:t>
       </w:r>
     </w:p>
     <w:p>
@@ -279,8 +685,17 @@
           <w:sz w:val="22"/>
           <w:szCs w:val="22"/>
         </w:rPr>
-        <w:t xml:space="preserve">Data Science Intern — Sagemcom</w:t>
-      </w:r>
+        <w:t xml:space="preserve">Data Science Intern — </w:t>
+      </w:r>
+      <w:proofErr w:type="spellStart"/>
+      <w:r>
+        <w:rPr>
+          <w:sz w:val="22"/>
+          <w:szCs w:val="22"/>
+        </w:rPr>
+        <w:t>Sagemcom</w:t>
+      </w:r>
+      <w:proofErr w:type="spellEnd"/>
     </w:p>
     <w:p>
       <w:pPr>
@@ -293,7 +708,7 @@
           <w:sz w:val="22"/>
           <w:szCs w:val="22"/>
         </w:rPr>
-        <w:t xml:space="preserve">Tunis | February 2024 – August 2024</w:t>
+        <w:t>Tunis | February 2024 – August 2024</w:t>
       </w:r>
     </w:p>
     <w:p>
@@ -309,7 +724,7 @@
           <w:sz w:val="22"/>
           <w:szCs w:val="22"/>
         </w:rPr>
-        <w:t xml:space="preserve">Built multi-agent systems with LLM integration and embedding-based retrieval</w:t>
+        <w:t>Built multi-agent systems with LLM integration and embedding-based retrieval</w:t>
       </w:r>
     </w:p>
     <w:p>
@@ -325,8 +740,65 @@
           <w:sz w:val="22"/>
           <w:szCs w:val="22"/>
         </w:rPr>
-        <w:t xml:space="preserve">Built an end-to-end data pipeline — scraping and dataset assembly (Selenium, BeautifulSoup), retrieval with HuggingFace models and LangChain, and automated workflows with LangGraph</w:t>
-      </w:r>
+        <w:t xml:space="preserve">Built an end-to-end data pipeline — scraping and dataset assembly (Selenium, </w:t>
+      </w:r>
+      <w:proofErr w:type="spellStart"/>
+      <w:r>
+        <w:rPr>
+          <w:sz w:val="22"/>
+          <w:szCs w:val="22"/>
+        </w:rPr>
+        <w:t>BeautifulSoup</w:t>
+      </w:r>
+      <w:proofErr w:type="spellEnd"/>
+      <w:r>
+        <w:rPr>
+          <w:sz w:val="22"/>
+          <w:szCs w:val="22"/>
+        </w:rPr>
+        <w:t xml:space="preserve">), retrieval with </w:t>
+      </w:r>
+      <w:proofErr w:type="spellStart"/>
+      <w:r>
+        <w:rPr>
+          <w:sz w:val="22"/>
+          <w:szCs w:val="22"/>
+        </w:rPr>
+        <w:t>HuggingFace</w:t>
+      </w:r>
+      <w:proofErr w:type="spellEnd"/>
+      <w:r>
+        <w:rPr>
+          <w:sz w:val="22"/>
+          <w:szCs w:val="22"/>
+        </w:rPr>
+        <w:t xml:space="preserve"> models and </w:t>
+      </w:r>
+      <w:proofErr w:type="spellStart"/>
+      <w:r>
+        <w:rPr>
+          <w:sz w:val="22"/>
+          <w:szCs w:val="22"/>
+        </w:rPr>
+        <w:t>LangChain</w:t>
+      </w:r>
+      <w:proofErr w:type="spellEnd"/>
+      <w:r>
+        <w:rPr>
+          <w:sz w:val="22"/>
+          <w:szCs w:val="22"/>
+        </w:rPr>
+        <w:t xml:space="preserve">, and automated workflows with </w:t>
+      </w:r>
+      <w:proofErr w:type="spellStart"/>
+      <w:r>
+        <w:rPr>
+          <w:sz w:val="22"/>
+          <w:szCs w:val="22"/>
+        </w:rPr>
+        <w:t>LangGraph</w:t>
+      </w:r>
+      <w:proofErr w:type="spellEnd"/>
     </w:p>
     <w:p>
       <w:pPr>
@@ -341,7 +813,7 @@
           <w:sz w:val="22"/>
           <w:szCs w:val="22"/>
         </w:rPr>
-        <w:t xml:space="preserve">Developed a ReactJS + Flask web interface for model interactions over a REST API</w:t>
+        <w:t>Developed a ReactJS + Flask web interface for model interactions over a REST API</w:t>
       </w:r>
     </w:p>
     <w:p>
@@ -362,7 +834,55 @@
           <w:sz w:val="22"/>
           <w:szCs w:val="22"/>
         </w:rPr>
-        <w:t xml:space="preserve">Python, Flask, LangChain, LangGraph, HuggingFace, ReactJS, SQLite, REST API</w:t>
+        <w:t xml:space="preserve">Python, Flask, </w:t>
+      </w:r>
+      <w:proofErr w:type="spellStart"/>
+      <w:r>
+        <w:rPr>
+          <w:sz w:val="22"/>
+          <w:szCs w:val="22"/>
+        </w:rPr>
+        <w:t>LangChain</w:t>
+      </w:r>
+      <w:proofErr w:type="spellEnd"/>
+      <w:r>
+        <w:rPr>
+          <w:sz w:val="22"/>
+          <w:szCs w:val="22"/>
+        </w:rPr>
+        <w:t xml:space="preserve">, </w:t>
+      </w:r>
+      <w:proofErr w:type="spellStart"/>
+      <w:r>
+        <w:rPr>
+          <w:sz w:val="22"/>
+          <w:szCs w:val="22"/>
+        </w:rPr>
+        <w:t>LangGraph</w:t>
+      </w:r>
+      <w:proofErr w:type="spellEnd"/>
+      <w:r>
+        <w:rPr>
+          <w:sz w:val="22"/>
+          <w:szCs w:val="22"/>
+        </w:rPr>
+        <w:t xml:space="preserve">, </w:t>
+      </w:r>
+      <w:proofErr w:type="spellStart"/>
+      <w:r>
+        <w:rPr>
+          <w:sz w:val="22"/>
+          <w:szCs w:val="22"/>
+        </w:rPr>
+        <w:t>HuggingFace</w:t>
+      </w:r>
+      <w:proofErr w:type="spellEnd"/>
+      <w:r>
+        <w:rPr>
+          <w:sz w:val="22"/>
+          <w:szCs w:val="22"/>
+        </w:rPr>
+        <w:t>, ReactJS, SQLite, REST API</w:t>
       </w:r>
     </w:p>
     <w:p>
@@ -374,8 +894,17 @@
           <w:sz w:val="22"/>
           <w:szCs w:val="22"/>
         </w:rPr>
-        <w:t xml:space="preserve">Full Stack Developer — WeTekup</w:t>
-      </w:r>
+        <w:t xml:space="preserve">Full Stack Developer — </w:t>
+      </w:r>
+      <w:proofErr w:type="spellStart"/>
+      <w:r>
+        <w:rPr>
+          <w:sz w:val="22"/>
+          <w:szCs w:val="22"/>
+        </w:rPr>
+        <w:t>WeTekup</w:t>
+      </w:r>
+      <w:proofErr w:type="spellEnd"/>
     </w:p>
     <w:p>
       <w:pPr>
@@ -388,7 +917,7 @@
           <w:sz w:val="22"/>
           <w:szCs w:val="22"/>
         </w:rPr>
-        <w:t xml:space="preserve">Tunis | March 2025 – September 2025</w:t>
+        <w:t>Tunis | March 2025 – September 2025</w:t>
       </w:r>
     </w:p>
     <w:p>
@@ -404,7 +933,7 @@
           <w:sz w:val="22"/>
           <w:szCs w:val="22"/>
         </w:rPr>
-        <w:t xml:space="preserve">Built responsive React websites (SCSS) with Node.js/Express REST APIs over PostgreSQL</w:t>
+        <w:t>Built responsive React websites (SCSS) with Node.js/Express REST APIs over PostgreSQL</w:t>
       </w:r>
     </w:p>
     <w:p>
@@ -420,7 +949,23 @@
           <w:sz w:val="22"/>
           <w:szCs w:val="22"/>
         </w:rPr>
-        <w:t xml:space="preserve">Deployed to production on Hostinger with an Nginx reverse proxy, SSL/TLS, and performance tuning</w:t>
+        <w:t xml:space="preserve">Deployed to production on </w:t>
+      </w:r>
+      <w:proofErr w:type="spellStart"/>
+      <w:r>
+        <w:rPr>
+          <w:sz w:val="22"/>
+          <w:szCs w:val="22"/>
+        </w:rPr>
+        <w:t>Hostinger</w:t>
+      </w:r>
+      <w:proofErr w:type="spellEnd"/>
+      <w:r>
+        <w:rPr>
+          <w:sz w:val="22"/>
+          <w:szCs w:val="22"/>
+        </w:rPr>
+        <w:t xml:space="preserve"> with an Nginx reverse proxy, SSL/TLS, and performance tuning</w:t>
       </w:r>
     </w:p>
     <w:p>
@@ -441,7 +986,7 @@
           <w:sz w:val="22"/>
           <w:szCs w:val="22"/>
         </w:rPr>
-        <w:t xml:space="preserve">React, Node.js, Express.js, SCSS, PostgreSQL, Nginx</w:t>
+        <w:t>React, Node.js, Express.js, SCSS, PostgreSQL, Nginx</w:t>
       </w:r>
     </w:p>
     <w:p>
@@ -453,7 +998,39 @@
           <w:sz w:val="22"/>
           <w:szCs w:val="22"/>
         </w:rPr>
-        <w:t xml:space="preserve">Full Stack Intern — WeTekup (Khedma.site)</w:t>
+        <w:t xml:space="preserve">Full Stack Intern — </w:t>
+      </w:r>
+      <w:proofErr w:type="spellStart"/>
+      <w:r>
+        <w:rPr>
+          <w:sz w:val="22"/>
+          <w:szCs w:val="22"/>
+        </w:rPr>
+        <w:t>WeTekup</w:t>
+      </w:r>
+      <w:proofErr w:type="spellEnd"/>
+      <w:r>
+        <w:rPr>
+          <w:sz w:val="22"/>
+          <w:szCs w:val="22"/>
+        </w:rPr>
+        <w:t xml:space="preserve"> (</w:t>
+      </w:r>
+      <w:proofErr w:type="spellStart"/>
+      <w:r>
+        <w:rPr>
+          <w:sz w:val="22"/>
+          <w:szCs w:val="22"/>
+        </w:rPr>
+        <w:t>Khedma.site</w:t>
+      </w:r>
+      <w:proofErr w:type="spellEnd"/>
+      <w:r>
+        <w:rPr>
+          <w:sz w:val="22"/>
+          <w:szCs w:val="22"/>
+        </w:rPr>
+        <w:t>)</w:t>
       </w:r>
     </w:p>
     <w:p>
@@ -467,7 +1044,7 @@
           <w:sz w:val="22"/>
           <w:szCs w:val="22"/>
         </w:rPr>
-        <w:t xml:space="preserve">Tunis | July 2023 – September 2023</w:t>
+        <w:t>Tunis | July 2023 – September 2023</w:t>
       </w:r>
     </w:p>
     <w:p>
@@ -483,7 +1060,7 @@
           <w:sz w:val="22"/>
           <w:szCs w:val="22"/>
         </w:rPr>
-        <w:t xml:space="preserve">Built a job-marketplace platform with a ReactJS front end and Django REST APIs over PostgreSQL</w:t>
+        <w:t>Built a job-marketplace platform with a ReactJS front end and Django REST APIs over PostgreSQL</w:t>
       </w:r>
     </w:p>
     <w:p>
@@ -504,7 +1081,7 @@
           <w:sz w:val="22"/>
           <w:szCs w:val="22"/>
         </w:rPr>
-        <w:t xml:space="preserve">ReactJS, Django, Python, PostgreSQL</w:t>
+        <w:t>ReactJS, Django, Python, PostgreSQL</w:t>
       </w:r>
     </w:p>
     <w:p>
@@ -516,7 +1093,7 @@
           <w:sz w:val="22"/>
           <w:szCs w:val="22"/>
         </w:rPr>
-        <w:t xml:space="preserve">SELECTED PROJECTS</w:t>
+        <w:t>SELECTED PROJECTS</w:t>
       </w:r>
     </w:p>
     <w:p>
@@ -527,10 +1104,8 @@
         <w:rPr>
           <w:b/>
           <w:bCs/>
-          <w:sz w:val="24"/>
-          <w:szCs w:val="24"/>
-        </w:rPr>
-        <w:t xml:space="preserve">Capital Thread — AI Diligence Platform for Private Markets</w:t>
+        </w:rPr>
+        <w:t>Capital Thread — AI Diligence Platform for Private Markets</w:t>
       </w:r>
       <w:r>
         <w:rPr>
@@ -551,7 +1126,7 @@
           <w:sz w:val="22"/>
           <w:szCs w:val="22"/>
         </w:rPr>
-        <w:t xml:space="preserve">One-click diligence pipeline for private credit, PE, and venture: sources deals from SEC EDGAR and Form D, parses Inline XBRL, and generates financial models, DCF valuations, and IC memos where every figure deep-links to its source filing. Architected so LLMs (OpenAI, Anthropic) handle judgment and narrative while deterministic Python handles all arithmetic — grounding output and eliminating hallucinated numbers. 437 unit tests on the financial engines.</w:t>
+        <w:t>One-click diligence pipeline for private credit, PE, and venture: sources deals from SEC EDGAR and Form D, parses Inline XBRL, and generates financial models, DCF valuations, and IC memos where every figure deep-links to its source filing. Architected so LLMs (OpenAI, Anthropic) handle judgment and narrative while deterministic Python handles all arithmetic — grounding output and eliminating hallucinated numbers. 437 unit tests on the financial engines.</w:t>
       </w:r>
     </w:p>
     <w:p>
@@ -572,7 +1147,39 @@
           <w:sz w:val="22"/>
           <w:szCs w:val="22"/>
         </w:rPr>
-        <w:t xml:space="preserve">OpenAI API, Anthropic API, FastAPI, PostgreSQL, SQLAlchemy, SEC EDGAR, Arelle XBRL, React 19, TypeScript</w:t>
+        <w:t xml:space="preserve">OpenAI API, Anthropic API, </w:t>
+      </w:r>
+      <w:proofErr w:type="spellStart"/>
+      <w:r>
+        <w:rPr>
+          <w:sz w:val="22"/>
+          <w:szCs w:val="22"/>
+        </w:rPr>
+        <w:t>FastAPI</w:t>
+      </w:r>
+      <w:proofErr w:type="spellEnd"/>
+      <w:r>
+        <w:rPr>
+          <w:sz w:val="22"/>
+          <w:szCs w:val="22"/>
+        </w:rPr>
+        <w:t xml:space="preserve">, PostgreSQL, </w:t>
+      </w:r>
+      <w:proofErr w:type="spellStart"/>
+      <w:r>
+        <w:rPr>
+          <w:sz w:val="22"/>
+          <w:szCs w:val="22"/>
+        </w:rPr>
+        <w:t>SQLAlchemy</w:t>
+      </w:r>
+      <w:proofErr w:type="spellEnd"/>
+      <w:r>
+        <w:rPr>
+          <w:sz w:val="22"/>
+          <w:szCs w:val="22"/>
+        </w:rPr>
+        <w:t>, SEC EDGAR, Arelle XBRL, React 19, TypeScript</w:t>
       </w:r>
     </w:p>
     <w:p>
@@ -583,10 +1190,8 @@
         <w:rPr>
           <w:b/>
           <w:bCs/>
-          <w:sz w:val="24"/>
-          <w:szCs w:val="24"/>
-        </w:rPr>
-        <w:t xml:space="preserve">Alpha Momentum — Multi-Agent Financial Research</w:t>
+        </w:rPr>
+        <w:t>Alpha Momentum — Multi-Agent Financial Research</w:t>
       </w:r>
       <w:r>
         <w:rPr>
@@ -607,7 +1212,23 @@
           <w:sz w:val="22"/>
           <w:szCs w:val="22"/>
         </w:rPr>
-        <w:t xml:space="preserve">Five LangGraph research workflows and a RAG pipeline (OpenAI embeddings + Neo4j) over a 37k+ document SEC corpus, delivered across web and mobile.</w:t>
+        <w:t xml:space="preserve">Five </w:t>
+      </w:r>
+      <w:proofErr w:type="spellStart"/>
+      <w:r>
+        <w:rPr>
+          <w:sz w:val="22"/>
+          <w:szCs w:val="22"/>
+        </w:rPr>
+        <w:t>LangGraph</w:t>
+      </w:r>
+      <w:proofErr w:type="spellEnd"/>
+      <w:r>
+        <w:rPr>
+          <w:sz w:val="22"/>
+          <w:szCs w:val="22"/>
+        </w:rPr>
+        <w:t xml:space="preserve"> research workflows and a RAG pipeline (OpenAI embeddings + Neo4j) over a 37k+ document SEC corpus, delivered across web and mobile.</w:t>
       </w:r>
     </w:p>
     <w:p>
@@ -623,26 +1244,74 @@
         </w:rPr>
         <w:t xml:space="preserve">Tech: </w:t>
       </w:r>
-      <w:r>
-        <w:rPr>
-          <w:sz w:val="22"/>
-          <w:szCs w:val="22"/>
-        </w:rPr>
-        <w:t xml:space="preserve">LangChain, LangGraph, OpenAI, Anthropic, Neo4j, FastAPI, AWS Batch</w:t>
+      <w:proofErr w:type="spellStart"/>
+      <w:r>
+        <w:rPr>
+          <w:sz w:val="22"/>
+          <w:szCs w:val="22"/>
+        </w:rPr>
+        <w:t>LangChain</w:t>
+      </w:r>
+      <w:proofErr w:type="spellEnd"/>
+      <w:r>
+        <w:rPr>
+          <w:sz w:val="22"/>
+          <w:szCs w:val="22"/>
+        </w:rPr>
+        <w:t xml:space="preserve">, </w:t>
+      </w:r>
+      <w:proofErr w:type="spellStart"/>
+      <w:r>
+        <w:rPr>
+          <w:sz w:val="22"/>
+          <w:szCs w:val="22"/>
+        </w:rPr>
+        <w:t>LangGraph</w:t>
+      </w:r>
+      <w:proofErr w:type="spellEnd"/>
+      <w:r>
+        <w:rPr>
+          <w:sz w:val="22"/>
+          <w:szCs w:val="22"/>
+        </w:rPr>
+        <w:t xml:space="preserve">, OpenAI, Anthropic, Neo4j, </w:t>
+      </w:r>
+      <w:proofErr w:type="spellStart"/>
+      <w:r>
+        <w:rPr>
+          <w:sz w:val="22"/>
+          <w:szCs w:val="22"/>
+        </w:rPr>
+        <w:t>FastAPI</w:t>
+      </w:r>
+      <w:proofErr w:type="spellEnd"/>
+      <w:r>
+        <w:rPr>
+          <w:sz w:val="22"/>
+          <w:szCs w:val="22"/>
+        </w:rPr>
+        <w:t>, AWS Batch</w:t>
       </w:r>
     </w:p>
     <w:p>
       <w:pPr>
         <w:spacing w:before="140" w:after="40"/>
       </w:pPr>
+      <w:proofErr w:type="spellStart"/>
       <w:r>
         <w:rPr>
           <w:b/>
           <w:bCs/>
-          <w:sz w:val="24"/>
-          <w:szCs w:val="24"/>
-        </w:rPr>
-        <w:t xml:space="preserve">Intellectia — Vision-Powered Math Learning</w:t>
+        </w:rPr>
+        <w:t>Intellectia</w:t>
+      </w:r>
+      <w:proofErr w:type="spellEnd"/>
+      <w:r>
+        <w:rPr>
+          <w:b/>
+          <w:bCs/>
+        </w:rPr>
+        <w:t xml:space="preserve"> — Vision-Powered Math Learning</w:t>
       </w:r>
       <w:r>
         <w:rPr>
@@ -663,7 +1332,8 @@
           <w:sz w:val="22"/>
           <w:szCs w:val="22"/>
         </w:rPr>
-        <w:t xml:space="preserve">Math learning platform for children that turns text problems into visual representations using vision models, with interactive quizzes and performance dashboards.</w:t>
+        <w:lastRenderedPageBreak/>
+        <w:t>Math learning platform for children that turns text problems into visual representations using vision models, with interactive quizzes and performance dashboards.</w:t>
       </w:r>
     </w:p>
     <w:p>
@@ -684,7 +1354,23 @@
           <w:sz w:val="22"/>
           <w:szCs w:val="22"/>
         </w:rPr>
-        <w:t xml:space="preserve">TensorFlow, HuggingFace, React, Django, MongoDB, NumPy, Pandas</w:t>
+        <w:t xml:space="preserve">TensorFlow, </w:t>
+      </w:r>
+      <w:proofErr w:type="spellStart"/>
+      <w:r>
+        <w:rPr>
+          <w:sz w:val="22"/>
+          <w:szCs w:val="22"/>
+        </w:rPr>
+        <w:t>HuggingFace</w:t>
+      </w:r>
+      <w:proofErr w:type="spellEnd"/>
+      <w:r>
+        <w:rPr>
+          <w:sz w:val="22"/>
+          <w:szCs w:val="22"/>
+        </w:rPr>
+        <w:t>, React, Django, MongoDB, NumPy, Pandas</w:t>
       </w:r>
     </w:p>
     <w:p>
@@ -695,10 +1381,8 @@
         <w:rPr>
           <w:b/>
           <w:bCs/>
-          <w:sz w:val="24"/>
-          <w:szCs w:val="24"/>
-        </w:rPr>
-        <w:t xml:space="preserve">PMBOK Risk Recommender — NLP / GNN</w:t>
+        </w:rPr>
+        <w:t>PMBOK Risk Recommender — NLP / GNN</w:t>
       </w:r>
       <w:r>
         <w:rPr>
@@ -719,7 +1403,7 @@
           <w:sz w:val="22"/>
           <w:szCs w:val="22"/>
         </w:rPr>
-        <w:t xml:space="preserve">Chatbot-style project-risk recommender trained on PMBOK 11th-edition data, using a Graph Attention Network with a BERT embedder for text-based recommendations.</w:t>
+        <w:t>Chatbot-style project-risk recommender trained on PMBOK 11th-edition data, using a Graph Attention Network with a BERT embedder for text-based recommendations.</w:t>
       </w:r>
     </w:p>
     <w:p>
@@ -735,12 +1419,21 @@
         </w:rPr>
         <w:t xml:space="preserve">Tech: </w:t>
       </w:r>
-      <w:r>
-        <w:rPr>
-          <w:sz w:val="22"/>
-          <w:szCs w:val="22"/>
-        </w:rPr>
-        <w:t xml:space="preserve">PyTorch, TensorFlow, BERT, GNN, NLP, Django, NumPy</w:t>
+      <w:proofErr w:type="spellStart"/>
+      <w:r>
+        <w:rPr>
+          <w:sz w:val="22"/>
+          <w:szCs w:val="22"/>
+        </w:rPr>
+        <w:t>PyTorch</w:t>
+      </w:r>
+      <w:proofErr w:type="spellEnd"/>
+      <w:r>
+        <w:rPr>
+          <w:sz w:val="22"/>
+          <w:szCs w:val="22"/>
+        </w:rPr>
+        <w:t>, TensorFlow, BERT, GNN, NLP, Django, NumPy</w:t>
       </w:r>
     </w:p>
     <w:p>
@@ -751,10 +1444,8 @@
         <w:rPr>
           <w:b/>
           <w:bCs/>
-          <w:sz w:val="24"/>
-          <w:szCs w:val="24"/>
-        </w:rPr>
-        <w:t xml:space="preserve">Yoga Pose Classifier — Computer Vision</w:t>
+        </w:rPr>
+        <w:t>Yoga Pose Classifier — Computer Vision</w:t>
       </w:r>
       <w:r>
         <w:rPr>
@@ -775,7 +1466,23 @@
           <w:sz w:val="22"/>
           <w:szCs w:val="22"/>
         </w:rPr>
-        <w:t xml:space="preserve">CNN-based yoga pose classification; a custom CNN reached 86% accuracy and ResNet reached 97% across multiple pose categories.</w:t>
+        <w:t xml:space="preserve">CNN-based yoga pose classification; a custom CNN reached 86% accuracy and </w:t>
+      </w:r>
+      <w:proofErr w:type="spellStart"/>
+      <w:r>
+        <w:rPr>
+          <w:sz w:val="22"/>
+          <w:szCs w:val="22"/>
+        </w:rPr>
+        <w:t>ResNet</w:t>
+      </w:r>
+      <w:proofErr w:type="spellEnd"/>
+      <w:r>
+        <w:rPr>
+          <w:sz w:val="22"/>
+          <w:szCs w:val="22"/>
+        </w:rPr>
+        <w:t xml:space="preserve"> reached 97% across multiple pose categories.</w:t>
       </w:r>
     </w:p>
     <w:p>
@@ -796,7 +1503,23 @@
           <w:sz w:val="22"/>
           <w:szCs w:val="22"/>
         </w:rPr>
-        <w:t xml:space="preserve">Python, CNN, ResNet, Django, NumPy, Pandas</w:t>
+        <w:t xml:space="preserve">Python, CNN, </w:t>
+      </w:r>
+      <w:proofErr w:type="spellStart"/>
+      <w:r>
+        <w:rPr>
+          <w:sz w:val="22"/>
+          <w:szCs w:val="22"/>
+        </w:rPr>
+        <w:t>ResNet</w:t>
+      </w:r>
+      <w:proofErr w:type="spellEnd"/>
+      <w:r>
+        <w:rPr>
+          <w:sz w:val="22"/>
+          <w:szCs w:val="22"/>
+        </w:rPr>
+        <w:t>, Django, NumPy, Pandas</w:t>
       </w:r>
     </w:p>
     <w:p>
@@ -808,7 +1531,7 @@
           <w:sz w:val="22"/>
           <w:szCs w:val="22"/>
         </w:rPr>
-        <w:t xml:space="preserve">TECHNICAL SKILLS</w:t>
+        <w:t>TECHNICAL SKILLS</w:t>
       </w:r>
     </w:p>
     <w:p>
@@ -824,12 +1547,69 @@
         </w:rPr>
         <w:t xml:space="preserve">AI/ML &amp; LLM: </w:t>
       </w:r>
-      <w:r>
-        <w:rPr>
-          <w:sz w:val="22"/>
-          <w:szCs w:val="22"/>
-        </w:rPr>
-        <w:t xml:space="preserve">LangChain, LangGraph, LangSmith, OpenAI API, Anthropic API, Google Gemini, RAG, HuggingFace, multi-agent systems, prompt/agent evaluation</w:t>
+      <w:proofErr w:type="spellStart"/>
+      <w:r>
+        <w:rPr>
+          <w:sz w:val="22"/>
+          <w:szCs w:val="22"/>
+        </w:rPr>
+        <w:t>LangChain</w:t>
+      </w:r>
+      <w:proofErr w:type="spellEnd"/>
+      <w:r>
+        <w:rPr>
+          <w:sz w:val="22"/>
+          <w:szCs w:val="22"/>
+        </w:rPr>
+        <w:t xml:space="preserve">, </w:t>
+      </w:r>
+      <w:proofErr w:type="spellStart"/>
+      <w:r>
+        <w:rPr>
+          <w:sz w:val="22"/>
+          <w:szCs w:val="22"/>
+        </w:rPr>
+        <w:t>LangGraph</w:t>
+      </w:r>
+      <w:proofErr w:type="spellEnd"/>
+      <w:r>
+        <w:rPr>
+          <w:sz w:val="22"/>
+          <w:szCs w:val="22"/>
+        </w:rPr>
+        <w:t xml:space="preserve">, </w:t>
+      </w:r>
+      <w:proofErr w:type="spellStart"/>
+      <w:r>
+        <w:rPr>
+          <w:sz w:val="22"/>
+          <w:szCs w:val="22"/>
+        </w:rPr>
+        <w:t>LangSmith</w:t>
+      </w:r>
+      <w:proofErr w:type="spellEnd"/>
+      <w:r>
+        <w:rPr>
+          <w:sz w:val="22"/>
+          <w:szCs w:val="22"/>
+        </w:rPr>
+        <w:t xml:space="preserve">, OpenAI API, Anthropic API, Google Gemini, RAG, </w:t>
+      </w:r>
+      <w:proofErr w:type="spellStart"/>
+      <w:r>
+        <w:rPr>
+          <w:sz w:val="22"/>
+          <w:szCs w:val="22"/>
+        </w:rPr>
+        <w:t>HuggingFace</w:t>
+      </w:r>
+      <w:proofErr w:type="spellEnd"/>
+      <w:r>
+        <w:rPr>
+          <w:sz w:val="22"/>
+          <w:szCs w:val="22"/>
+        </w:rPr>
+        <w:t>, multi-agent systems, prompt/agent evaluation</w:t>
       </w:r>
     </w:p>
     <w:p>
@@ -850,7 +1630,55 @@
           <w:sz w:val="22"/>
           <w:szCs w:val="22"/>
         </w:rPr>
-        <w:t xml:space="preserve">TensorFlow, PyTorch, Keras, scikit-learn, CNN, ResNet, BERT, GNN, NLP, Computer Vision</w:t>
+        <w:t xml:space="preserve">TensorFlow, </w:t>
+      </w:r>
+      <w:proofErr w:type="spellStart"/>
+      <w:r>
+        <w:rPr>
+          <w:sz w:val="22"/>
+          <w:szCs w:val="22"/>
+        </w:rPr>
+        <w:t>PyTorch</w:t>
+      </w:r>
+      <w:proofErr w:type="spellEnd"/>
+      <w:r>
+        <w:rPr>
+          <w:sz w:val="22"/>
+          <w:szCs w:val="22"/>
+        </w:rPr>
+        <w:t xml:space="preserve">, </w:t>
+      </w:r>
+      <w:proofErr w:type="spellStart"/>
+      <w:r>
+        <w:rPr>
+          <w:sz w:val="22"/>
+          <w:szCs w:val="22"/>
+        </w:rPr>
+        <w:t>Keras</w:t>
+      </w:r>
+      <w:proofErr w:type="spellEnd"/>
+      <w:r>
+        <w:rPr>
+          <w:sz w:val="22"/>
+          <w:szCs w:val="22"/>
+        </w:rPr>
+        <w:t xml:space="preserve">, scikit-learn, CNN, </w:t>
+      </w:r>
+      <w:proofErr w:type="spellStart"/>
+      <w:r>
+        <w:rPr>
+          <w:sz w:val="22"/>
+          <w:szCs w:val="22"/>
+        </w:rPr>
+        <w:t>ResNet</w:t>
+      </w:r>
+      <w:proofErr w:type="spellEnd"/>
+      <w:r>
+        <w:rPr>
+          <w:sz w:val="22"/>
+          <w:szCs w:val="22"/>
+        </w:rPr>
+        <w:t>, BERT, GNN, NLP, Computer Vision</w:t>
       </w:r>
     </w:p>
     <w:p>
@@ -871,7 +1699,39 @@
           <w:sz w:val="22"/>
           <w:szCs w:val="22"/>
         </w:rPr>
-        <w:t xml:space="preserve">Pandas, NumPy, BeautifulSoup, Selenium, Playwright, aiohttp, SEC EDGAR, Arelle XBRL</w:t>
+        <w:t xml:space="preserve">Pandas, NumPy, </w:t>
+      </w:r>
+      <w:proofErr w:type="spellStart"/>
+      <w:r>
+        <w:rPr>
+          <w:sz w:val="22"/>
+          <w:szCs w:val="22"/>
+        </w:rPr>
+        <w:t>BeautifulSoup</w:t>
+      </w:r>
+      <w:proofErr w:type="spellEnd"/>
+      <w:r>
+        <w:rPr>
+          <w:sz w:val="22"/>
+          <w:szCs w:val="22"/>
+        </w:rPr>
+        <w:t xml:space="preserve">, Selenium, Playwright, </w:t>
+      </w:r>
+      <w:proofErr w:type="spellStart"/>
+      <w:r>
+        <w:rPr>
+          <w:sz w:val="22"/>
+          <w:szCs w:val="22"/>
+        </w:rPr>
+        <w:t>aiohttp</w:t>
+      </w:r>
+      <w:proofErr w:type="spellEnd"/>
+      <w:r>
+        <w:rPr>
+          <w:sz w:val="22"/>
+          <w:szCs w:val="22"/>
+        </w:rPr>
+        <w:t>, SEC EDGAR, Arelle XBRL</w:t>
       </w:r>
     </w:p>
     <w:p>
@@ -892,7 +1752,23 @@
           <w:sz w:val="22"/>
           <w:szCs w:val="22"/>
         </w:rPr>
-        <w:t xml:space="preserve">Python (FastAPI, Flask, Django), Node.js (Express, Serverless)</w:t>
+        <w:t>Python (</w:t>
+      </w:r>
+      <w:proofErr w:type="spellStart"/>
+      <w:r>
+        <w:rPr>
+          <w:sz w:val="22"/>
+          <w:szCs w:val="22"/>
+        </w:rPr>
+        <w:t>FastAPI</w:t>
+      </w:r>
+      <w:proofErr w:type="spellEnd"/>
+      <w:r>
+        <w:rPr>
+          <w:sz w:val="22"/>
+          <w:szCs w:val="22"/>
+        </w:rPr>
+        <w:t>, Flask, Django), Node.js (Express, Serverless)</w:t>
       </w:r>
     </w:p>
     <w:p>
@@ -913,7 +1789,7 @@
           <w:sz w:val="22"/>
           <w:szCs w:val="22"/>
         </w:rPr>
-        <w:t xml:space="preserve">PostgreSQL, MongoDB, Neo4j, MySQL, Redis, DynamoDB</w:t>
+        <w:t>PostgreSQL, MongoDB, Neo4j, MySQL, Redis, DynamoDB</w:t>
       </w:r>
     </w:p>
     <w:p>
@@ -934,7 +1810,7 @@
           <w:sz w:val="22"/>
           <w:szCs w:val="22"/>
         </w:rPr>
-        <w:t xml:space="preserve">AWS (Lambda, ECS, ECR, Batch, S3, CloudFront, Cognito), Docker, GitHub Actions</w:t>
+        <w:t>AWS (Lambda, ECS, ECR, Batch, S3, CloudFront, Cognito), Docker, GitHub Actions</w:t>
       </w:r>
     </w:p>
     <w:p>
@@ -955,7 +1831,7 @@
           <w:sz w:val="22"/>
           <w:szCs w:val="22"/>
         </w:rPr>
-        <w:t xml:space="preserve">React 19, TypeScript, React Native, Next.js, MUI, Tailwind CSS</w:t>
+        <w:t>React 19, TypeScript, React Native, Next.js, MUI, Tailwind CSS</w:t>
       </w:r>
     </w:p>
     <w:p>
@@ -967,7 +1843,7 @@
           <w:sz w:val="22"/>
           <w:szCs w:val="22"/>
         </w:rPr>
-        <w:t xml:space="preserve">EDUCATION</w:t>
+        <w:t>EDUCATION</w:t>
       </w:r>
     </w:p>
     <w:p>
@@ -979,7 +1855,7 @@
           <w:sz w:val="22"/>
           <w:szCs w:val="22"/>
         </w:rPr>
-        <w:t xml:space="preserve">Computer Engineering, Data Science — ESPRIT</w:t>
+        <w:t>Computer Engineering, Data Science — ESPRIT</w:t>
       </w:r>
     </w:p>
     <w:p>
@@ -993,7 +1869,7 @@
           <w:sz w:val="22"/>
           <w:szCs w:val="22"/>
         </w:rPr>
-        <w:t xml:space="preserve">Tunis · 2021 – 2024</w:t>
+        <w:t>Tunis · 2021 – 2024</w:t>
       </w:r>
     </w:p>
     <w:p>
@@ -1009,7 +1885,7 @@
           <w:sz w:val="22"/>
           <w:szCs w:val="22"/>
         </w:rPr>
-        <w:t xml:space="preserve">Thesis: “Generative AI with Business Knowledge” — Mention: Very Good</w:t>
+        <w:t>Thesis: “Generative AI with Business Knowledge” — Mention: Very Good</w:t>
       </w:r>
     </w:p>
     <w:p>
@@ -1021,7 +1897,7 @@
           <w:sz w:val="22"/>
           <w:szCs w:val="22"/>
         </w:rPr>
-        <w:t xml:space="preserve">Bachelor of Computer Science — ESSECT</w:t>
+        <w:t>Bachelor of Computer Science — ESSECT</w:t>
       </w:r>
     </w:p>
     <w:p>
@@ -1035,7 +1911,7 @@
           <w:sz w:val="22"/>
           <w:szCs w:val="22"/>
         </w:rPr>
-        <w:t xml:space="preserve">Tunis · 2018 – 2021</w:t>
+        <w:t>Tunis · 2018 – 2021</w:t>
       </w:r>
     </w:p>
     <w:p>
@@ -1051,7 +1927,7 @@
           <w:sz w:val="22"/>
           <w:szCs w:val="22"/>
         </w:rPr>
-        <w:t xml:space="preserve">Foundation in software development, algorithms, and data structures</w:t>
+        <w:t>Foundation in software development, algorithms, and data structures</w:t>
       </w:r>
     </w:p>
     <w:p>
@@ -1063,7 +1939,7 @@
           <w:sz w:val="22"/>
           <w:szCs w:val="22"/>
         </w:rPr>
-        <w:t xml:space="preserve">ADDITIONAL INFORMATION</w:t>
+        <w:t>ADDITIONAL INFORMATION</w:t>
       </w:r>
     </w:p>
     <w:p>
@@ -1088,7 +1964,7 @@
           <w:sz w:val="22"/>
           <w:szCs w:val="22"/>
         </w:rPr>
-        <w:t xml:space="preserve">Arabic (Native), English (B2, Professional), French (B2, Professional)</w:t>
+        <w:t>Arabic (Native), English (B2, Professional), French (B2, Professional)</w:t>
       </w:r>
     </w:p>
     <w:p>
@@ -1113,7 +1989,7 @@
           <w:sz w:val="22"/>
           <w:szCs w:val="22"/>
         </w:rPr>
-        <w:t xml:space="preserve">Problem-solving, collaboration, and clear communication</w:t>
+        <w:t>Problem-solving, collaboration, and clear communication</w:t>
       </w:r>
     </w:p>
     <w:sectPr>
@@ -1853,6 +2729,18 @@
       <w:szCs w:val="20"/>
     </w:rPr>
   </w:style>
+  <w:style w:type="character" w:styleId="UnresolvedMention">
+    <w:name w:val="Unresolved Mention"/>
+    <w:basedOn w:val="DefaultParagraphFont"/>
+    <w:uiPriority w:val="99"/>
+    <w:semiHidden/>
+    <w:unhideWhenUsed/>
+    <w:rsid w:val="00803B6E"/>
+    <w:rPr>
+      <w:color w:val="605E5C"/>
+      <w:shd w:val="clear" w:color="auto" w:fill="E1DFDD"/>
+    </w:rPr>
+  </w:style>
 </w:styles>
 </file>
 
